--- a/public/templates/termo-transferencia.docx
+++ b/public/templates/termo-transferencia.docx
@@ -125,7 +125,7 @@
           <w:sz w:val="22"/>
           <w:szCs w:val="22"/>
         </w:rPr>
-        <w:t xml:space="preserve">Este termo formaliza a transferência dos materiais técnicos do projeto acima, do(a) CONTRATADO(A) (ēloSites) para o(a) CONTRATANTE, conforme previsto na Cláusula 7 do Contrato de Prestação de Serviços, e é distinto e independente da cessão de direitos sobre o conteúdo, que ocorre automaticamente após o pagamento final. Domínio e hospedagem são serviços de terceiros, contratados e pagos diretamente pelo(a) CONTRATANTE junto à empresa/provedor de sua preferência; a ēloSites não comercializa esses serviços e não recebe comissão por sua contratação.</w:t>
+        <w:t xml:space="preserve">Este termo formaliza a transferência dos materiais técnicos do projeto acima, do(a) CONTRATADO(A) (ēloSites) para o(a) CONTRATANTE, conforme previsto na Cláusula 7 do Contrato de Prestação de Serviços, e é distinto e independente da cessão de direitos sobre o conteúdo, a configuração visual e o código, que ocorre automaticamente após o pagamento final. Domínio e hospedagem são serviços de terceiros, contratados e pagos diretamente pelo(a) CONTRATANTE junto à empresa/provedor de sua preferência; a ēloSites não comercializa esses serviços e não recebe comissão por sua contratação.</w:t>
       </w:r>
     </w:p>
     <w:p>
